--- a/share/pandoc/reference.docx
+++ b/share/pandoc/reference.docx
@@ -1,6 +1,6 @@
 
 <file path=word/document.xml><?xml version="1.0" encoding="utf-8"?>
-<w:document xmlns:wpc="http://schemas.microsoft.com/office/word/2010/wordprocessingCanvas" xmlns:cx="http://schemas.microsoft.com/office/drawing/2014/chartex" xmlns:cx1="http://schemas.microsoft.com/office/drawing/2015/9/8/chartex" xmlns:cx2="http://schemas.microsoft.com/office/drawing/2015/10/21/chartex" xmlns:cx3="http://schemas.microsoft.com/office/drawing/2016/5/9/chartex" xmlns:cx4="http://schemas.microsoft.com/office/drawing/2016/5/10/chartex" xmlns:cx5="http://schemas.microsoft.com/office/drawing/2016/5/11/chartex" xmlns:cx6="http://schemas.microsoft.com/office/drawing/2016/5/12/chartex" xmlns:cx7="http://schemas.microsoft.com/office/drawing/2016/5/13/chartex" xmlns:cx8="http://schemas.microsoft.com/office/drawing/2016/5/14/chartex" xmlns:mc="http://schemas.openxmlformats.org/markup-compatibility/2006" xmlns:aink="http://schemas.microsoft.com/office/drawing/2016/ink" xmlns:am3d="http://schemas.microsoft.com/office/drawing/2017/model3d" xmlns:o="urn:schemas-microsoft-com:office:office" xmlns:r="http://schemas.openxmlformats.org/officeDocument/2006/relationships" xmlns:m="http://schemas.openxmlformats.org/officeDocument/2006/math" xmlns:v="urn:schemas-microsoft-com:vml" xmlns:wp14="http://schemas.microsoft.com/office/word/2010/wordprocessingDrawing" xmlns:wp="http://schemas.openxmlformats.org/drawingml/2006/wordprocessingDrawing" xmlns:w10="urn:schemas-microsoft-com:office:word" xmlns:w="http://schemas.openxmlformats.org/wordprocessingml/2006/main" xmlns:w14="http://schemas.microsoft.com/office/word/2010/wordml" xmlns:w15="http://schemas.microsoft.com/office/word/2012/wordml" xmlns:w16cid="http://schemas.microsoft.com/office/word/2016/wordml/cid" xmlns:w16se="http://schemas.microsoft.com/office/word/2015/wordml/symex" xmlns:wpg="http://schemas.microsoft.com/office/word/2010/wordprocessingGroup" xmlns:wpi="http://schemas.microsoft.com/office/word/2010/wordprocessingInk" xmlns:wne="http://schemas.microsoft.com/office/word/2006/wordml" xmlns:wps="http://schemas.microsoft.com/office/word/2010/wordprocessingShape" mc:Ignorable="w14 w15 w16se w16cid wp14">
+<w:document xmlns:wpc="http://schemas.microsoft.com/office/word/2010/wordprocessingCanvas" xmlns:cx="http://schemas.microsoft.com/office/drawing/2014/chartex" xmlns:cx1="http://schemas.microsoft.com/office/drawing/2015/9/8/chartex" xmlns:cx2="http://schemas.microsoft.com/office/drawing/2015/10/21/chartex" xmlns:cx3="http://schemas.microsoft.com/office/drawing/2016/5/9/chartex" xmlns:cx4="http://schemas.microsoft.com/office/drawing/2016/5/10/chartex" xmlns:cx5="http://schemas.microsoft.com/office/drawing/2016/5/11/chartex" xmlns:cx6="http://schemas.microsoft.com/office/drawing/2016/5/12/chartex" xmlns:cx7="http://schemas.microsoft.com/office/drawing/2016/5/13/chartex" xmlns:cx8="http://schemas.microsoft.com/office/drawing/2016/5/14/chartex" xmlns:mc="http://schemas.openxmlformats.org/markup-compatibility/2006" xmlns:aink="http://schemas.microsoft.com/office/drawing/2016/ink" xmlns:am3d="http://schemas.microsoft.com/office/drawing/2017/model3d" xmlns:o="urn:schemas-microsoft-com:office:office" xmlns:oel="http://schemas.microsoft.com/office/2019/extlst" xmlns:r="http://schemas.openxmlformats.org/officeDocument/2006/relationships" xmlns:m="http://schemas.openxmlformats.org/officeDocument/2006/math" xmlns:v="urn:schemas-microsoft-com:vml" xmlns:wp14="http://schemas.microsoft.com/office/word/2010/wordprocessingDrawing" xmlns:wp="http://schemas.openxmlformats.org/drawingml/2006/wordprocessingDrawing" xmlns:w10="urn:schemas-microsoft-com:office:word" xmlns:w="http://schemas.openxmlformats.org/wordprocessingml/2006/main" xmlns:w14="http://schemas.microsoft.com/office/word/2010/wordml" xmlns:w15="http://schemas.microsoft.com/office/word/2012/wordml" xmlns:w16cex="http://schemas.microsoft.com/office/word/2018/wordml/cex" xmlns:w16cid="http://schemas.microsoft.com/office/word/2016/wordml/cid" xmlns:w16="http://schemas.microsoft.com/office/word/2018/wordml" xmlns:w16du="http://schemas.microsoft.com/office/word/2023/wordml/word16du" xmlns:w16sdtdh="http://schemas.microsoft.com/office/word/2020/wordml/sdtdatahash" xmlns:w16sdtfl="http://schemas.microsoft.com/office/word/2024/wordml/sdtformatlock" xmlns:w16se="http://schemas.microsoft.com/office/word/2015/wordml/symex" xmlns:wpg="http://schemas.microsoft.com/office/word/2010/wordprocessingGroup" xmlns:wpi="http://schemas.microsoft.com/office/word/2010/wordprocessingInk" xmlns:wne="http://schemas.microsoft.com/office/word/2006/wordml" xmlns:wps="http://schemas.microsoft.com/office/word/2010/wordprocessingShape" mc:Ignorable="w14 w15 w16se w16cid w16 w16cex w16sdtdh w16sdtfl w16du wp14">
   <w:body>
     <w:p>
       <w:pPr>
@@ -154,10 +154,21 @@
         <w:rPr>
           <w:rStyle w:val="VerbatimChar"/>
         </w:rPr>
-        <w:t xml:space="preserve"> Verbatim Char </w:t>
-      </w:r>
-      <w:r>
-        <w:t xml:space="preserve"> .    </w:t>
+        <w:t xml:space="preserve"> Verbatim </w:t>
+      </w:r>
+      <w:proofErr w:type="gramStart"/>
+      <w:r>
+        <w:rPr>
+          <w:rStyle w:val="VerbatimChar"/>
+        </w:rPr>
+        <w:t xml:space="preserve">Char </w:t>
+      </w:r>
+      <w:r>
+        <w:t xml:space="preserve"> .</w:t>
+      </w:r>
+      <w:proofErr w:type="gramEnd"/>
+      <w:r>
+        <w:t xml:space="preserve">    </w:t>
       </w:r>
       <w:hyperlink r:id="rId7">
         <w:r>
@@ -182,15 +193,7 @@
         <w:pStyle w:val="BlockText"/>
       </w:pPr>
       <w:r>
-        <w:t xml:space="preserve"> </w:t>
-      </w:r>
-      <w:bookmarkStart w:id="9" w:name="_GoBack"/>
-      <w:r>
-        <w:t xml:space="preserve">Block </w:t>
-      </w:r>
-      <w:bookmarkEnd w:id="9"/>
-      <w:r>
-        <w:t xml:space="preserve">Text. </w:t>
+        <w:t xml:space="preserve"> Block Text. </w:t>
       </w:r>
     </w:p>
     <w:p>
@@ -206,7 +209,6 @@
         <w:tblStyle w:val="Table"/>
         <w:tblW w:w="0" w:type="pct"/>
         <w:tblLook w:val="07E0" w:firstRow="1" w:lastRow="1" w:firstColumn="1" w:lastColumn="1" w:noHBand="1" w:noVBand="1"/>
-        <w:tblCaption w:val="Table caption."/>
       </w:tblPr>
       <w:tblGrid>
         <w:gridCol w:w="842"/>
@@ -340,6 +342,47 @@
     </w:p>
     <w:p>
       <w:pPr>
+        <w:pStyle w:val="HangingTerm"/>
+      </w:pPr>
+      <w:r>
+        <w:t>P</w:t>
+      </w:r>
+      <w:r>
+        <w:rPr>
+          <w:vertAlign w:val="subscript"/>
+        </w:rPr>
+        <w:t>2</w:t>
+      </w:r>
+      <w:r>
+        <w:t>.</w:t>
+      </w:r>
+      <w:r>
+        <w:tab/>
+      </w:r>
+      <w:r>
+        <w:t>An example of a list item that has a custom label, as created by label-</w:t>
+      </w:r>
+      <w:proofErr w:type="spellStart"/>
+      <w:r>
+        <w:t>bullets.lua</w:t>
+      </w:r>
+      <w:proofErr w:type="spellEnd"/>
+      <w:r>
+        <w:t>. It has a hanging indent.</w:t>
+      </w:r>
+    </w:p>
+    <w:p>
+      <w:pPr>
+        <w:pStyle w:val="HangingTerm"/>
+      </w:pPr>
+    </w:p>
+    <w:p>
+      <w:pPr>
+        <w:pStyle w:val="Definition"/>
+      </w:pPr>
+    </w:p>
+    <w:p>
+      <w:pPr>
         <w:pStyle w:val="Definition"/>
       </w:pPr>
     </w:p>
@@ -361,7 +404,7 @@
 </file>
 
 <file path=word/endnotes.xml><?xml version="1.0" encoding="utf-8"?>
-<w:endnotes xmlns:wpc="http://schemas.microsoft.com/office/word/2010/wordprocessingCanvas" xmlns:cx="http://schemas.microsoft.com/office/drawing/2014/chartex" xmlns:cx1="http://schemas.microsoft.com/office/drawing/2015/9/8/chartex" xmlns:cx2="http://schemas.microsoft.com/office/drawing/2015/10/21/chartex" xmlns:cx3="http://schemas.microsoft.com/office/drawing/2016/5/9/chartex" xmlns:cx4="http://schemas.microsoft.com/office/drawing/2016/5/10/chartex" xmlns:cx5="http://schemas.microsoft.com/office/drawing/2016/5/11/chartex" xmlns:cx6="http://schemas.microsoft.com/office/drawing/2016/5/12/chartex" xmlns:cx7="http://schemas.microsoft.com/office/drawing/2016/5/13/chartex" xmlns:cx8="http://schemas.microsoft.com/office/drawing/2016/5/14/chartex" xmlns:mc="http://schemas.openxmlformats.org/markup-compatibility/2006" xmlns:aink="http://schemas.microsoft.com/office/drawing/2016/ink" xmlns:am3d="http://schemas.microsoft.com/office/drawing/2017/model3d" xmlns:o="urn:schemas-microsoft-com:office:office" xmlns:r="http://schemas.openxmlformats.org/officeDocument/2006/relationships" xmlns:m="http://schemas.openxmlformats.org/officeDocument/2006/math" xmlns:v="urn:schemas-microsoft-com:vml" xmlns:wp14="http://schemas.microsoft.com/office/word/2010/wordprocessingDrawing" xmlns:wp="http://schemas.openxmlformats.org/drawingml/2006/wordprocessingDrawing" xmlns:w10="urn:schemas-microsoft-com:office:word" xmlns:w="http://schemas.openxmlformats.org/wordprocessingml/2006/main" xmlns:w14="http://schemas.microsoft.com/office/word/2010/wordml" xmlns:w15="http://schemas.microsoft.com/office/word/2012/wordml" xmlns:w16cid="http://schemas.microsoft.com/office/word/2016/wordml/cid" xmlns:w16se="http://schemas.microsoft.com/office/word/2015/wordml/symex" xmlns:wpg="http://schemas.microsoft.com/office/word/2010/wordprocessingGroup" xmlns:wpi="http://schemas.microsoft.com/office/word/2010/wordprocessingInk" xmlns:wne="http://schemas.microsoft.com/office/word/2006/wordml" xmlns:wps="http://schemas.microsoft.com/office/word/2010/wordprocessingShape" mc:Ignorable="w14 w15 w16se w16cid wp14">
+<w:endnotes xmlns:wpc="http://schemas.microsoft.com/office/word/2010/wordprocessingCanvas" xmlns:cx="http://schemas.microsoft.com/office/drawing/2014/chartex" xmlns:cx1="http://schemas.microsoft.com/office/drawing/2015/9/8/chartex" xmlns:cx2="http://schemas.microsoft.com/office/drawing/2015/10/21/chartex" xmlns:cx3="http://schemas.microsoft.com/office/drawing/2016/5/9/chartex" xmlns:cx4="http://schemas.microsoft.com/office/drawing/2016/5/10/chartex" xmlns:cx5="http://schemas.microsoft.com/office/drawing/2016/5/11/chartex" xmlns:cx6="http://schemas.microsoft.com/office/drawing/2016/5/12/chartex" xmlns:cx7="http://schemas.microsoft.com/office/drawing/2016/5/13/chartex" xmlns:cx8="http://schemas.microsoft.com/office/drawing/2016/5/14/chartex" xmlns:mc="http://schemas.openxmlformats.org/markup-compatibility/2006" xmlns:aink="http://schemas.microsoft.com/office/drawing/2016/ink" xmlns:am3d="http://schemas.microsoft.com/office/drawing/2017/model3d" xmlns:o="urn:schemas-microsoft-com:office:office" xmlns:oel="http://schemas.microsoft.com/office/2019/extlst" xmlns:r="http://schemas.openxmlformats.org/officeDocument/2006/relationships" xmlns:m="http://schemas.openxmlformats.org/officeDocument/2006/math" xmlns:v="urn:schemas-microsoft-com:vml" xmlns:wp14="http://schemas.microsoft.com/office/word/2010/wordprocessingDrawing" xmlns:wp="http://schemas.openxmlformats.org/drawingml/2006/wordprocessingDrawing" xmlns:w10="urn:schemas-microsoft-com:office:word" xmlns:w="http://schemas.openxmlformats.org/wordprocessingml/2006/main" xmlns:w14="http://schemas.microsoft.com/office/word/2010/wordml" xmlns:w15="http://schemas.microsoft.com/office/word/2012/wordml" xmlns:w16cex="http://schemas.microsoft.com/office/word/2018/wordml/cex" xmlns:w16cid="http://schemas.microsoft.com/office/word/2016/wordml/cid" xmlns:w16="http://schemas.microsoft.com/office/word/2018/wordml" xmlns:w16du="http://schemas.microsoft.com/office/word/2023/wordml/word16du" xmlns:w16sdtdh="http://schemas.microsoft.com/office/word/2020/wordml/sdtdatahash" xmlns:w16sdtfl="http://schemas.microsoft.com/office/word/2024/wordml/sdtformatlock" xmlns:w16se="http://schemas.microsoft.com/office/word/2015/wordml/symex" xmlns:wpg="http://schemas.microsoft.com/office/word/2010/wordprocessingGroup" xmlns:wpi="http://schemas.microsoft.com/office/word/2010/wordprocessingInk" xmlns:wne="http://schemas.microsoft.com/office/word/2006/wordml" xmlns:wps="http://schemas.microsoft.com/office/word/2010/wordprocessingShape" mc:Ignorable="w14 w15 w16se w16cid w16 w16cex w16sdtdh w16sdtfl w16du wp14">
   <w:endnote w:type="separator" w:id="-1">
     <w:p>
       <w:pPr>
@@ -386,7 +429,7 @@
 </file>
 
 <file path=word/footer1.xml><?xml version="1.0" encoding="utf-8"?>
-<w:ftr xmlns:wpc="http://schemas.microsoft.com/office/word/2010/wordprocessingCanvas" xmlns:cx="http://schemas.microsoft.com/office/drawing/2014/chartex" xmlns:cx1="http://schemas.microsoft.com/office/drawing/2015/9/8/chartex" xmlns:cx2="http://schemas.microsoft.com/office/drawing/2015/10/21/chartex" xmlns:cx3="http://schemas.microsoft.com/office/drawing/2016/5/9/chartex" xmlns:cx4="http://schemas.microsoft.com/office/drawing/2016/5/10/chartex" xmlns:cx5="http://schemas.microsoft.com/office/drawing/2016/5/11/chartex" xmlns:cx6="http://schemas.microsoft.com/office/drawing/2016/5/12/chartex" xmlns:cx7="http://schemas.microsoft.com/office/drawing/2016/5/13/chartex" xmlns:cx8="http://schemas.microsoft.com/office/drawing/2016/5/14/chartex" xmlns:mc="http://schemas.openxmlformats.org/markup-compatibility/2006" xmlns:aink="http://schemas.microsoft.com/office/drawing/2016/ink" xmlns:am3d="http://schemas.microsoft.com/office/drawing/2017/model3d" xmlns:o="urn:schemas-microsoft-com:office:office" xmlns:r="http://schemas.openxmlformats.org/officeDocument/2006/relationships" xmlns:m="http://schemas.openxmlformats.org/officeDocument/2006/math" xmlns:v="urn:schemas-microsoft-com:vml" xmlns:wp14="http://schemas.microsoft.com/office/word/2010/wordprocessingDrawing" xmlns:wp="http://schemas.openxmlformats.org/drawingml/2006/wordprocessingDrawing" xmlns:w10="urn:schemas-microsoft-com:office:word" xmlns:w="http://schemas.openxmlformats.org/wordprocessingml/2006/main" xmlns:w14="http://schemas.microsoft.com/office/word/2010/wordml" xmlns:w15="http://schemas.microsoft.com/office/word/2012/wordml" xmlns:w16cid="http://schemas.microsoft.com/office/word/2016/wordml/cid" xmlns:w16se="http://schemas.microsoft.com/office/word/2015/wordml/symex" xmlns:wpg="http://schemas.microsoft.com/office/word/2010/wordprocessingGroup" xmlns:wpi="http://schemas.microsoft.com/office/word/2010/wordprocessingInk" xmlns:wne="http://schemas.microsoft.com/office/word/2006/wordml" xmlns:wps="http://schemas.microsoft.com/office/word/2010/wordprocessingShape" mc:Ignorable="w14 w15 w16se w16cid wp14">
+<w:ftr xmlns:wpc="http://schemas.microsoft.com/office/word/2010/wordprocessingCanvas" xmlns:cx="http://schemas.microsoft.com/office/drawing/2014/chartex" xmlns:cx1="http://schemas.microsoft.com/office/drawing/2015/9/8/chartex" xmlns:cx2="http://schemas.microsoft.com/office/drawing/2015/10/21/chartex" xmlns:cx3="http://schemas.microsoft.com/office/drawing/2016/5/9/chartex" xmlns:cx4="http://schemas.microsoft.com/office/drawing/2016/5/10/chartex" xmlns:cx5="http://schemas.microsoft.com/office/drawing/2016/5/11/chartex" xmlns:cx6="http://schemas.microsoft.com/office/drawing/2016/5/12/chartex" xmlns:cx7="http://schemas.microsoft.com/office/drawing/2016/5/13/chartex" xmlns:cx8="http://schemas.microsoft.com/office/drawing/2016/5/14/chartex" xmlns:mc="http://schemas.openxmlformats.org/markup-compatibility/2006" xmlns:aink="http://schemas.microsoft.com/office/drawing/2016/ink" xmlns:am3d="http://schemas.microsoft.com/office/drawing/2017/model3d" xmlns:o="urn:schemas-microsoft-com:office:office" xmlns:oel="http://schemas.microsoft.com/office/2019/extlst" xmlns:r="http://schemas.openxmlformats.org/officeDocument/2006/relationships" xmlns:m="http://schemas.openxmlformats.org/officeDocument/2006/math" xmlns:v="urn:schemas-microsoft-com:vml" xmlns:wp14="http://schemas.microsoft.com/office/word/2010/wordprocessingDrawing" xmlns:wp="http://schemas.openxmlformats.org/drawingml/2006/wordprocessingDrawing" xmlns:w10="urn:schemas-microsoft-com:office:word" xmlns:w="http://schemas.openxmlformats.org/wordprocessingml/2006/main" xmlns:w14="http://schemas.microsoft.com/office/word/2010/wordml" xmlns:w15="http://schemas.microsoft.com/office/word/2012/wordml" xmlns:w16cex="http://schemas.microsoft.com/office/word/2018/wordml/cex" xmlns:w16cid="http://schemas.microsoft.com/office/word/2016/wordml/cid" xmlns:w16="http://schemas.microsoft.com/office/word/2018/wordml" xmlns:w16du="http://schemas.microsoft.com/office/word/2023/wordml/word16du" xmlns:w16sdtdh="http://schemas.microsoft.com/office/word/2020/wordml/sdtdatahash" xmlns:w16sdtfl="http://schemas.microsoft.com/office/word/2024/wordml/sdtformatlock" xmlns:w16se="http://schemas.microsoft.com/office/word/2015/wordml/symex" xmlns:wpg="http://schemas.microsoft.com/office/word/2010/wordprocessingGroup" xmlns:wpi="http://schemas.microsoft.com/office/word/2010/wordprocessingInk" xmlns:wne="http://schemas.microsoft.com/office/word/2006/wordml" xmlns:wps="http://schemas.microsoft.com/office/word/2010/wordprocessingShape" mc:Ignorable="w14 w15 w16se w16cid w16 w16cex w16sdtdh w16sdtfl w16du wp14">
   <w:p>
     <w:pPr>
       <w:pStyle w:val="Footer"/>
@@ -396,7 +439,7 @@
 </file>
 
 <file path=word/footer2.xml><?xml version="1.0" encoding="utf-8"?>
-<w:ftr xmlns:wpc="http://schemas.microsoft.com/office/word/2010/wordprocessingCanvas" xmlns:cx="http://schemas.microsoft.com/office/drawing/2014/chartex" xmlns:cx1="http://schemas.microsoft.com/office/drawing/2015/9/8/chartex" xmlns:cx2="http://schemas.microsoft.com/office/drawing/2015/10/21/chartex" xmlns:cx3="http://schemas.microsoft.com/office/drawing/2016/5/9/chartex" xmlns:cx4="http://schemas.microsoft.com/office/drawing/2016/5/10/chartex" xmlns:cx5="http://schemas.microsoft.com/office/drawing/2016/5/11/chartex" xmlns:cx6="http://schemas.microsoft.com/office/drawing/2016/5/12/chartex" xmlns:cx7="http://schemas.microsoft.com/office/drawing/2016/5/13/chartex" xmlns:cx8="http://schemas.microsoft.com/office/drawing/2016/5/14/chartex" xmlns:mc="http://schemas.openxmlformats.org/markup-compatibility/2006" xmlns:aink="http://schemas.microsoft.com/office/drawing/2016/ink" xmlns:am3d="http://schemas.microsoft.com/office/drawing/2017/model3d" xmlns:o="urn:schemas-microsoft-com:office:office" xmlns:r="http://schemas.openxmlformats.org/officeDocument/2006/relationships" xmlns:m="http://schemas.openxmlformats.org/officeDocument/2006/math" xmlns:v="urn:schemas-microsoft-com:vml" xmlns:wp14="http://schemas.microsoft.com/office/word/2010/wordprocessingDrawing" xmlns:wp="http://schemas.openxmlformats.org/drawingml/2006/wordprocessingDrawing" xmlns:w10="urn:schemas-microsoft-com:office:word" xmlns:w="http://schemas.openxmlformats.org/wordprocessingml/2006/main" xmlns:w14="http://schemas.microsoft.com/office/word/2010/wordml" xmlns:w15="http://schemas.microsoft.com/office/word/2012/wordml" xmlns:w16cid="http://schemas.microsoft.com/office/word/2016/wordml/cid" xmlns:w16se="http://schemas.microsoft.com/office/word/2015/wordml/symex" xmlns:wpg="http://schemas.microsoft.com/office/word/2010/wordprocessingGroup" xmlns:wpi="http://schemas.microsoft.com/office/word/2010/wordprocessingInk" xmlns:wne="http://schemas.microsoft.com/office/word/2006/wordml" xmlns:wps="http://schemas.microsoft.com/office/word/2010/wordprocessingShape" mc:Ignorable="w14 w15 w16se w16cid wp14">
+<w:ftr xmlns:wpc="http://schemas.microsoft.com/office/word/2010/wordprocessingCanvas" xmlns:cx="http://schemas.microsoft.com/office/drawing/2014/chartex" xmlns:cx1="http://schemas.microsoft.com/office/drawing/2015/9/8/chartex" xmlns:cx2="http://schemas.microsoft.com/office/drawing/2015/10/21/chartex" xmlns:cx3="http://schemas.microsoft.com/office/drawing/2016/5/9/chartex" xmlns:cx4="http://schemas.microsoft.com/office/drawing/2016/5/10/chartex" xmlns:cx5="http://schemas.microsoft.com/office/drawing/2016/5/11/chartex" xmlns:cx6="http://schemas.microsoft.com/office/drawing/2016/5/12/chartex" xmlns:cx7="http://schemas.microsoft.com/office/drawing/2016/5/13/chartex" xmlns:cx8="http://schemas.microsoft.com/office/drawing/2016/5/14/chartex" xmlns:mc="http://schemas.openxmlformats.org/markup-compatibility/2006" xmlns:aink="http://schemas.microsoft.com/office/drawing/2016/ink" xmlns:am3d="http://schemas.microsoft.com/office/drawing/2017/model3d" xmlns:o="urn:schemas-microsoft-com:office:office" xmlns:oel="http://schemas.microsoft.com/office/2019/extlst" xmlns:r="http://schemas.openxmlformats.org/officeDocument/2006/relationships" xmlns:m="http://schemas.openxmlformats.org/officeDocument/2006/math" xmlns:v="urn:schemas-microsoft-com:vml" xmlns:wp14="http://schemas.microsoft.com/office/word/2010/wordprocessingDrawing" xmlns:wp="http://schemas.openxmlformats.org/drawingml/2006/wordprocessingDrawing" xmlns:w10="urn:schemas-microsoft-com:office:word" xmlns:w="http://schemas.openxmlformats.org/wordprocessingml/2006/main" xmlns:w14="http://schemas.microsoft.com/office/word/2010/wordml" xmlns:w15="http://schemas.microsoft.com/office/word/2012/wordml" xmlns:w16cex="http://schemas.microsoft.com/office/word/2018/wordml/cex" xmlns:w16cid="http://schemas.microsoft.com/office/word/2016/wordml/cid" xmlns:w16="http://schemas.microsoft.com/office/word/2018/wordml" xmlns:w16du="http://schemas.microsoft.com/office/word/2023/wordml/word16du" xmlns:w16sdtdh="http://schemas.microsoft.com/office/word/2020/wordml/sdtdatahash" xmlns:w16sdtfl="http://schemas.microsoft.com/office/word/2024/wordml/sdtformatlock" xmlns:w16se="http://schemas.microsoft.com/office/word/2015/wordml/symex" xmlns:wpg="http://schemas.microsoft.com/office/word/2010/wordprocessingGroup" xmlns:wpi="http://schemas.microsoft.com/office/word/2010/wordprocessingInk" xmlns:wne="http://schemas.microsoft.com/office/word/2006/wordml" xmlns:wps="http://schemas.microsoft.com/office/word/2010/wordprocessingShape" mc:Ignorable="w14 w15 w16se w16cid w16 w16cex w16sdtdh w16sdtfl w16du wp14">
   <w:p>
     <w:pPr>
       <w:pStyle w:val="Footer"/>
@@ -405,27 +448,17 @@
     <w:r>
       <w:t xml:space="preserve">Rev </w:t>
     </w:r>
-    <w:r>
-      <w:fldChar w:fldCharType="begin"/>
-    </w:r>
-    <w:r>
-      <w:instrText xml:space="preserve"> DOCPROPERTY "Revision"  \* MERGEFORMAT </w:instrText>
-    </w:r>
-    <w:r>
-      <w:fldChar w:fldCharType="separate"/>
-    </w:r>
-    <w:r>
-      <w:t>1</w:t>
-    </w:r>
-    <w:r>
-      <w:fldChar w:fldCharType="end"/>
-    </w:r>
+    <w:fldSimple w:instr=" DOCPROPERTY &quot;Revision&quot;  \* MERGEFORMAT ">
+      <w:r>
+        <w:t>1</w:t>
+      </w:r>
+    </w:fldSimple>
   </w:p>
 </w:ftr>
 </file>
 
 <file path=word/footer3.xml><?xml version="1.0" encoding="utf-8"?>
-<w:ftr xmlns:wpc="http://schemas.microsoft.com/office/word/2010/wordprocessingCanvas" xmlns:cx="http://schemas.microsoft.com/office/drawing/2014/chartex" xmlns:cx1="http://schemas.microsoft.com/office/drawing/2015/9/8/chartex" xmlns:cx2="http://schemas.microsoft.com/office/drawing/2015/10/21/chartex" xmlns:cx3="http://schemas.microsoft.com/office/drawing/2016/5/9/chartex" xmlns:cx4="http://schemas.microsoft.com/office/drawing/2016/5/10/chartex" xmlns:cx5="http://schemas.microsoft.com/office/drawing/2016/5/11/chartex" xmlns:cx6="http://schemas.microsoft.com/office/drawing/2016/5/12/chartex" xmlns:cx7="http://schemas.microsoft.com/office/drawing/2016/5/13/chartex" xmlns:cx8="http://schemas.microsoft.com/office/drawing/2016/5/14/chartex" xmlns:mc="http://schemas.openxmlformats.org/markup-compatibility/2006" xmlns:aink="http://schemas.microsoft.com/office/drawing/2016/ink" xmlns:am3d="http://schemas.microsoft.com/office/drawing/2017/model3d" xmlns:o="urn:schemas-microsoft-com:office:office" xmlns:r="http://schemas.openxmlformats.org/officeDocument/2006/relationships" xmlns:m="http://schemas.openxmlformats.org/officeDocument/2006/math" xmlns:v="urn:schemas-microsoft-com:vml" xmlns:wp14="http://schemas.microsoft.com/office/word/2010/wordprocessingDrawing" xmlns:wp="http://schemas.openxmlformats.org/drawingml/2006/wordprocessingDrawing" xmlns:w10="urn:schemas-microsoft-com:office:word" xmlns:w="http://schemas.openxmlformats.org/wordprocessingml/2006/main" xmlns:w14="http://schemas.microsoft.com/office/word/2010/wordml" xmlns:w15="http://schemas.microsoft.com/office/word/2012/wordml" xmlns:w16cid="http://schemas.microsoft.com/office/word/2016/wordml/cid" xmlns:w16se="http://schemas.microsoft.com/office/word/2015/wordml/symex" xmlns:wpg="http://schemas.microsoft.com/office/word/2010/wordprocessingGroup" xmlns:wpi="http://schemas.microsoft.com/office/word/2010/wordprocessingInk" xmlns:wne="http://schemas.microsoft.com/office/word/2006/wordml" xmlns:wps="http://schemas.microsoft.com/office/word/2010/wordprocessingShape" mc:Ignorable="w14 w15 w16se w16cid wp14">
+<w:ftr xmlns:wpc="http://schemas.microsoft.com/office/word/2010/wordprocessingCanvas" xmlns:cx="http://schemas.microsoft.com/office/drawing/2014/chartex" xmlns:cx1="http://schemas.microsoft.com/office/drawing/2015/9/8/chartex" xmlns:cx2="http://schemas.microsoft.com/office/drawing/2015/10/21/chartex" xmlns:cx3="http://schemas.microsoft.com/office/drawing/2016/5/9/chartex" xmlns:cx4="http://schemas.microsoft.com/office/drawing/2016/5/10/chartex" xmlns:cx5="http://schemas.microsoft.com/office/drawing/2016/5/11/chartex" xmlns:cx6="http://schemas.microsoft.com/office/drawing/2016/5/12/chartex" xmlns:cx7="http://schemas.microsoft.com/office/drawing/2016/5/13/chartex" xmlns:cx8="http://schemas.microsoft.com/office/drawing/2016/5/14/chartex" xmlns:mc="http://schemas.openxmlformats.org/markup-compatibility/2006" xmlns:aink="http://schemas.microsoft.com/office/drawing/2016/ink" xmlns:am3d="http://schemas.microsoft.com/office/drawing/2017/model3d" xmlns:o="urn:schemas-microsoft-com:office:office" xmlns:oel="http://schemas.microsoft.com/office/2019/extlst" xmlns:r="http://schemas.openxmlformats.org/officeDocument/2006/relationships" xmlns:m="http://schemas.openxmlformats.org/officeDocument/2006/math" xmlns:v="urn:schemas-microsoft-com:vml" xmlns:wp14="http://schemas.microsoft.com/office/word/2010/wordprocessingDrawing" xmlns:wp="http://schemas.openxmlformats.org/drawingml/2006/wordprocessingDrawing" xmlns:w10="urn:schemas-microsoft-com:office:word" xmlns:w="http://schemas.openxmlformats.org/wordprocessingml/2006/main" xmlns:w14="http://schemas.microsoft.com/office/word/2010/wordml" xmlns:w15="http://schemas.microsoft.com/office/word/2012/wordml" xmlns:w16cex="http://schemas.microsoft.com/office/word/2018/wordml/cex" xmlns:w16cid="http://schemas.microsoft.com/office/word/2016/wordml/cid" xmlns:w16="http://schemas.microsoft.com/office/word/2018/wordml" xmlns:w16du="http://schemas.microsoft.com/office/word/2023/wordml/word16du" xmlns:w16sdtdh="http://schemas.microsoft.com/office/word/2020/wordml/sdtdatahash" xmlns:w16sdtfl="http://schemas.microsoft.com/office/word/2024/wordml/sdtformatlock" xmlns:w16se="http://schemas.microsoft.com/office/word/2015/wordml/symex" xmlns:wpg="http://schemas.microsoft.com/office/word/2010/wordprocessingGroup" xmlns:wpi="http://schemas.microsoft.com/office/word/2010/wordprocessingInk" xmlns:wne="http://schemas.microsoft.com/office/word/2006/wordml" xmlns:wps="http://schemas.microsoft.com/office/word/2010/wordprocessingShape" mc:Ignorable="w14 w15 w16se w16cid w16 w16cex w16sdtdh w16sdtfl w16du wp14">
   <w:sdt>
     <w:sdtPr>
       <w:rPr>
@@ -437,11 +470,6 @@
         <w:docPartUnique/>
       </w:docPartObj>
     </w:sdtPr>
-    <w:sdtEndPr>
-      <w:rPr>
-        <w:rStyle w:val="PageNumber"/>
-      </w:rPr>
-    </w:sdtEndPr>
     <w:sdtContent>
       <w:p>
         <w:pPr>
@@ -503,7 +531,7 @@
 </file>
 
 <file path=word/footnotes.xml><?xml version="1.0" encoding="utf-8"?>
-<w:footnotes xmlns:wpc="http://schemas.microsoft.com/office/word/2010/wordprocessingCanvas" xmlns:cx="http://schemas.microsoft.com/office/drawing/2014/chartex" xmlns:cx1="http://schemas.microsoft.com/office/drawing/2015/9/8/chartex" xmlns:cx2="http://schemas.microsoft.com/office/drawing/2015/10/21/chartex" xmlns:cx3="http://schemas.microsoft.com/office/drawing/2016/5/9/chartex" xmlns:cx4="http://schemas.microsoft.com/office/drawing/2016/5/10/chartex" xmlns:cx5="http://schemas.microsoft.com/office/drawing/2016/5/11/chartex" xmlns:cx6="http://schemas.microsoft.com/office/drawing/2016/5/12/chartex" xmlns:cx7="http://schemas.microsoft.com/office/drawing/2016/5/13/chartex" xmlns:cx8="http://schemas.microsoft.com/office/drawing/2016/5/14/chartex" xmlns:mc="http://schemas.openxmlformats.org/markup-compatibility/2006" xmlns:aink="http://schemas.microsoft.com/office/drawing/2016/ink" xmlns:am3d="http://schemas.microsoft.com/office/drawing/2017/model3d" xmlns:o="urn:schemas-microsoft-com:office:office" xmlns:r="http://schemas.openxmlformats.org/officeDocument/2006/relationships" xmlns:m="http://schemas.openxmlformats.org/officeDocument/2006/math" xmlns:v="urn:schemas-microsoft-com:vml" xmlns:wp14="http://schemas.microsoft.com/office/word/2010/wordprocessingDrawing" xmlns:wp="http://schemas.openxmlformats.org/drawingml/2006/wordprocessingDrawing" xmlns:w10="urn:schemas-microsoft-com:office:word" xmlns:w="http://schemas.openxmlformats.org/wordprocessingml/2006/main" xmlns:w14="http://schemas.microsoft.com/office/word/2010/wordml" xmlns:w15="http://schemas.microsoft.com/office/word/2012/wordml" xmlns:w16cid="http://schemas.microsoft.com/office/word/2016/wordml/cid" xmlns:w16se="http://schemas.microsoft.com/office/word/2015/wordml/symex" xmlns:wpg="http://schemas.microsoft.com/office/word/2010/wordprocessingGroup" xmlns:wpi="http://schemas.microsoft.com/office/word/2010/wordprocessingInk" xmlns:wne="http://schemas.microsoft.com/office/word/2006/wordml" xmlns:wps="http://schemas.microsoft.com/office/word/2010/wordprocessingShape" mc:Ignorable="w14 w15 w16se w16cid wp14">
+<w:footnotes xmlns:wpc="http://schemas.microsoft.com/office/word/2010/wordprocessingCanvas" xmlns:cx="http://schemas.microsoft.com/office/drawing/2014/chartex" xmlns:cx1="http://schemas.microsoft.com/office/drawing/2015/9/8/chartex" xmlns:cx2="http://schemas.microsoft.com/office/drawing/2015/10/21/chartex" xmlns:cx3="http://schemas.microsoft.com/office/drawing/2016/5/9/chartex" xmlns:cx4="http://schemas.microsoft.com/office/drawing/2016/5/10/chartex" xmlns:cx5="http://schemas.microsoft.com/office/drawing/2016/5/11/chartex" xmlns:cx6="http://schemas.microsoft.com/office/drawing/2016/5/12/chartex" xmlns:cx7="http://schemas.microsoft.com/office/drawing/2016/5/13/chartex" xmlns:cx8="http://schemas.microsoft.com/office/drawing/2016/5/14/chartex" xmlns:mc="http://schemas.openxmlformats.org/markup-compatibility/2006" xmlns:aink="http://schemas.microsoft.com/office/drawing/2016/ink" xmlns:am3d="http://schemas.microsoft.com/office/drawing/2017/model3d" xmlns:o="urn:schemas-microsoft-com:office:office" xmlns:oel="http://schemas.microsoft.com/office/2019/extlst" xmlns:r="http://schemas.openxmlformats.org/officeDocument/2006/relationships" xmlns:m="http://schemas.openxmlformats.org/officeDocument/2006/math" xmlns:v="urn:schemas-microsoft-com:vml" xmlns:wp14="http://schemas.microsoft.com/office/word/2010/wordprocessingDrawing" xmlns:wp="http://schemas.openxmlformats.org/drawingml/2006/wordprocessingDrawing" xmlns:w10="urn:schemas-microsoft-com:office:word" xmlns:w="http://schemas.openxmlformats.org/wordprocessingml/2006/main" xmlns:w14="http://schemas.microsoft.com/office/word/2010/wordml" xmlns:w15="http://schemas.microsoft.com/office/word/2012/wordml" xmlns:w16cex="http://schemas.microsoft.com/office/word/2018/wordml/cex" xmlns:w16cid="http://schemas.microsoft.com/office/word/2016/wordml/cid" xmlns:w16="http://schemas.microsoft.com/office/word/2018/wordml" xmlns:w16du="http://schemas.microsoft.com/office/word/2023/wordml/word16du" xmlns:w16sdtdh="http://schemas.microsoft.com/office/word/2020/wordml/sdtdatahash" xmlns:w16sdtfl="http://schemas.microsoft.com/office/word/2024/wordml/sdtformatlock" xmlns:w16se="http://schemas.microsoft.com/office/word/2015/wordml/symex" xmlns:wpg="http://schemas.microsoft.com/office/word/2010/wordprocessingGroup" xmlns:wpi="http://schemas.microsoft.com/office/word/2010/wordprocessingInk" xmlns:wne="http://schemas.microsoft.com/office/word/2006/wordml" xmlns:wps="http://schemas.microsoft.com/office/word/2010/wordprocessingShape" mc:Ignorable="w14 w15 w16se w16cid w16 w16cex w16sdtdh w16sdtfl w16du wp14">
   <w:footnote w:type="separator" w:id="-1">
     <w:p>
       <w:r>
@@ -538,7 +566,7 @@
 </file>
 
 <file path=word/header1.xml><?xml version="1.0" encoding="utf-8"?>
-<w:hdr xmlns:wpc="http://schemas.microsoft.com/office/word/2010/wordprocessingCanvas" xmlns:cx="http://schemas.microsoft.com/office/drawing/2014/chartex" xmlns:cx1="http://schemas.microsoft.com/office/drawing/2015/9/8/chartex" xmlns:cx2="http://schemas.microsoft.com/office/drawing/2015/10/21/chartex" xmlns:cx3="http://schemas.microsoft.com/office/drawing/2016/5/9/chartex" xmlns:cx4="http://schemas.microsoft.com/office/drawing/2016/5/10/chartex" xmlns:cx5="http://schemas.microsoft.com/office/drawing/2016/5/11/chartex" xmlns:cx6="http://schemas.microsoft.com/office/drawing/2016/5/12/chartex" xmlns:cx7="http://schemas.microsoft.com/office/drawing/2016/5/13/chartex" xmlns:cx8="http://schemas.microsoft.com/office/drawing/2016/5/14/chartex" xmlns:mc="http://schemas.openxmlformats.org/markup-compatibility/2006" xmlns:aink="http://schemas.microsoft.com/office/drawing/2016/ink" xmlns:am3d="http://schemas.microsoft.com/office/drawing/2017/model3d" xmlns:o="urn:schemas-microsoft-com:office:office" xmlns:r="http://schemas.openxmlformats.org/officeDocument/2006/relationships" xmlns:m="http://schemas.openxmlformats.org/officeDocument/2006/math" xmlns:v="urn:schemas-microsoft-com:vml" xmlns:wp14="http://schemas.microsoft.com/office/word/2010/wordprocessingDrawing" xmlns:wp="http://schemas.openxmlformats.org/drawingml/2006/wordprocessingDrawing" xmlns:w10="urn:schemas-microsoft-com:office:word" xmlns:w="http://schemas.openxmlformats.org/wordprocessingml/2006/main" xmlns:w14="http://schemas.microsoft.com/office/word/2010/wordml" xmlns:w15="http://schemas.microsoft.com/office/word/2012/wordml" xmlns:w16cid="http://schemas.microsoft.com/office/word/2016/wordml/cid" xmlns:w16se="http://schemas.microsoft.com/office/word/2015/wordml/symex" xmlns:wpg="http://schemas.microsoft.com/office/word/2010/wordprocessingGroup" xmlns:wpi="http://schemas.microsoft.com/office/word/2010/wordprocessingInk" xmlns:wne="http://schemas.microsoft.com/office/word/2006/wordml" xmlns:wps="http://schemas.microsoft.com/office/word/2010/wordprocessingShape" mc:Ignorable="w14 w15 w16se w16cid wp14">
+<w:hdr xmlns:wpc="http://schemas.microsoft.com/office/word/2010/wordprocessingCanvas" xmlns:cx="http://schemas.microsoft.com/office/drawing/2014/chartex" xmlns:cx1="http://schemas.microsoft.com/office/drawing/2015/9/8/chartex" xmlns:cx2="http://schemas.microsoft.com/office/drawing/2015/10/21/chartex" xmlns:cx3="http://schemas.microsoft.com/office/drawing/2016/5/9/chartex" xmlns:cx4="http://schemas.microsoft.com/office/drawing/2016/5/10/chartex" xmlns:cx5="http://schemas.microsoft.com/office/drawing/2016/5/11/chartex" xmlns:cx6="http://schemas.microsoft.com/office/drawing/2016/5/12/chartex" xmlns:cx7="http://schemas.microsoft.com/office/drawing/2016/5/13/chartex" xmlns:cx8="http://schemas.microsoft.com/office/drawing/2016/5/14/chartex" xmlns:mc="http://schemas.openxmlformats.org/markup-compatibility/2006" xmlns:aink="http://schemas.microsoft.com/office/drawing/2016/ink" xmlns:am3d="http://schemas.microsoft.com/office/drawing/2017/model3d" xmlns:o="urn:schemas-microsoft-com:office:office" xmlns:oel="http://schemas.microsoft.com/office/2019/extlst" xmlns:r="http://schemas.openxmlformats.org/officeDocument/2006/relationships" xmlns:m="http://schemas.openxmlformats.org/officeDocument/2006/math" xmlns:v="urn:schemas-microsoft-com:vml" xmlns:wp14="http://schemas.microsoft.com/office/word/2010/wordprocessingDrawing" xmlns:wp="http://schemas.openxmlformats.org/drawingml/2006/wordprocessingDrawing" xmlns:w10="urn:schemas-microsoft-com:office:word" xmlns:w="http://schemas.openxmlformats.org/wordprocessingml/2006/main" xmlns:w14="http://schemas.microsoft.com/office/word/2010/wordml" xmlns:w15="http://schemas.microsoft.com/office/word/2012/wordml" xmlns:w16cex="http://schemas.microsoft.com/office/word/2018/wordml/cex" xmlns:w16cid="http://schemas.microsoft.com/office/word/2016/wordml/cid" xmlns:w16="http://schemas.microsoft.com/office/word/2018/wordml" xmlns:w16du="http://schemas.microsoft.com/office/word/2023/wordml/word16du" xmlns:w16sdtdh="http://schemas.microsoft.com/office/word/2020/wordml/sdtdatahash" xmlns:w16sdtfl="http://schemas.microsoft.com/office/word/2024/wordml/sdtformatlock" xmlns:w16se="http://schemas.microsoft.com/office/word/2015/wordml/symex" xmlns:wpg="http://schemas.microsoft.com/office/word/2010/wordprocessingGroup" xmlns:wpi="http://schemas.microsoft.com/office/word/2010/wordprocessingInk" xmlns:wne="http://schemas.microsoft.com/office/word/2006/wordml" xmlns:wps="http://schemas.microsoft.com/office/word/2010/wordprocessingShape" mc:Ignorable="w14 w15 w16se w16cid w16 w16cex w16sdtdh w16sdtfl w16du wp14">
   <w:sdt>
     <w:sdtPr>
       <w:rPr>
@@ -550,11 +578,6 @@
         <w:docPartUnique/>
       </w:docPartObj>
     </w:sdtPr>
-    <w:sdtEndPr>
-      <w:rPr>
-        <w:rStyle w:val="PageNumber"/>
-      </w:rPr>
-    </w:sdtEndPr>
     <w:sdtContent>
       <w:p>
         <w:pPr>
@@ -595,7 +618,7 @@
 </file>
 
 <file path=word/header2.xml><?xml version="1.0" encoding="utf-8"?>
-<w:hdr xmlns:wpc="http://schemas.microsoft.com/office/word/2010/wordprocessingCanvas" xmlns:cx="http://schemas.microsoft.com/office/drawing/2014/chartex" xmlns:cx1="http://schemas.microsoft.com/office/drawing/2015/9/8/chartex" xmlns:cx2="http://schemas.microsoft.com/office/drawing/2015/10/21/chartex" xmlns:cx3="http://schemas.microsoft.com/office/drawing/2016/5/9/chartex" xmlns:cx4="http://schemas.microsoft.com/office/drawing/2016/5/10/chartex" xmlns:cx5="http://schemas.microsoft.com/office/drawing/2016/5/11/chartex" xmlns:cx6="http://schemas.microsoft.com/office/drawing/2016/5/12/chartex" xmlns:cx7="http://schemas.microsoft.com/office/drawing/2016/5/13/chartex" xmlns:cx8="http://schemas.microsoft.com/office/drawing/2016/5/14/chartex" xmlns:mc="http://schemas.openxmlformats.org/markup-compatibility/2006" xmlns:aink="http://schemas.microsoft.com/office/drawing/2016/ink" xmlns:am3d="http://schemas.microsoft.com/office/drawing/2017/model3d" xmlns:o="urn:schemas-microsoft-com:office:office" xmlns:r="http://schemas.openxmlformats.org/officeDocument/2006/relationships" xmlns:m="http://schemas.openxmlformats.org/officeDocument/2006/math" xmlns:v="urn:schemas-microsoft-com:vml" xmlns:wp14="http://schemas.microsoft.com/office/word/2010/wordprocessingDrawing" xmlns:wp="http://schemas.openxmlformats.org/drawingml/2006/wordprocessingDrawing" xmlns:w10="urn:schemas-microsoft-com:office:word" xmlns:w="http://schemas.openxmlformats.org/wordprocessingml/2006/main" xmlns:w14="http://schemas.microsoft.com/office/word/2010/wordml" xmlns:w15="http://schemas.microsoft.com/office/word/2012/wordml" xmlns:w16cid="http://schemas.microsoft.com/office/word/2016/wordml/cid" xmlns:w16se="http://schemas.microsoft.com/office/word/2015/wordml/symex" xmlns:wpg="http://schemas.microsoft.com/office/word/2010/wordprocessingGroup" xmlns:wpi="http://schemas.microsoft.com/office/word/2010/wordprocessingInk" xmlns:wne="http://schemas.microsoft.com/office/word/2006/wordml" xmlns:wps="http://schemas.microsoft.com/office/word/2010/wordprocessingShape" mc:Ignorable="w14 w15 w16se w16cid wp14">
+<w:hdr xmlns:wpc="http://schemas.microsoft.com/office/word/2010/wordprocessingCanvas" xmlns:cx="http://schemas.microsoft.com/office/drawing/2014/chartex" xmlns:cx1="http://schemas.microsoft.com/office/drawing/2015/9/8/chartex" xmlns:cx2="http://schemas.microsoft.com/office/drawing/2015/10/21/chartex" xmlns:cx3="http://schemas.microsoft.com/office/drawing/2016/5/9/chartex" xmlns:cx4="http://schemas.microsoft.com/office/drawing/2016/5/10/chartex" xmlns:cx5="http://schemas.microsoft.com/office/drawing/2016/5/11/chartex" xmlns:cx6="http://schemas.microsoft.com/office/drawing/2016/5/12/chartex" xmlns:cx7="http://schemas.microsoft.com/office/drawing/2016/5/13/chartex" xmlns:cx8="http://schemas.microsoft.com/office/drawing/2016/5/14/chartex" xmlns:mc="http://schemas.openxmlformats.org/markup-compatibility/2006" xmlns:aink="http://schemas.microsoft.com/office/drawing/2016/ink" xmlns:am3d="http://schemas.microsoft.com/office/drawing/2017/model3d" xmlns:o="urn:schemas-microsoft-com:office:office" xmlns:oel="http://schemas.microsoft.com/office/2019/extlst" xmlns:r="http://schemas.openxmlformats.org/officeDocument/2006/relationships" xmlns:m="http://schemas.openxmlformats.org/officeDocument/2006/math" xmlns:v="urn:schemas-microsoft-com:vml" xmlns:wp14="http://schemas.microsoft.com/office/word/2010/wordprocessingDrawing" xmlns:wp="http://schemas.openxmlformats.org/drawingml/2006/wordprocessingDrawing" xmlns:w10="urn:schemas-microsoft-com:office:word" xmlns:w="http://schemas.openxmlformats.org/wordprocessingml/2006/main" xmlns:w14="http://schemas.microsoft.com/office/word/2010/wordml" xmlns:w15="http://schemas.microsoft.com/office/word/2012/wordml" xmlns:w16cex="http://schemas.microsoft.com/office/word/2018/wordml/cex" xmlns:w16cid="http://schemas.microsoft.com/office/word/2016/wordml/cid" xmlns:w16="http://schemas.microsoft.com/office/word/2018/wordml" xmlns:w16du="http://schemas.microsoft.com/office/word/2023/wordml/word16du" xmlns:w16sdtdh="http://schemas.microsoft.com/office/word/2020/wordml/sdtdatahash" xmlns:w16sdtfl="http://schemas.microsoft.com/office/word/2024/wordml/sdtformatlock" xmlns:w16se="http://schemas.microsoft.com/office/word/2015/wordml/symex" xmlns:wpg="http://schemas.microsoft.com/office/word/2010/wordprocessingGroup" xmlns:wpi="http://schemas.microsoft.com/office/word/2010/wordprocessingInk" xmlns:wne="http://schemas.microsoft.com/office/word/2006/wordml" xmlns:wps="http://schemas.microsoft.com/office/word/2010/wordprocessingShape" mc:Ignorable="w14 w15 w16se w16cid w16 w16cex w16sdtdh w16sdtfl w16du wp14">
   <w:sdt>
     <w:sdtPr>
       <w:rPr>
@@ -607,11 +630,6 @@
         <w:docPartUnique/>
       </w:docPartObj>
     </w:sdtPr>
-    <w:sdtEndPr>
-      <w:rPr>
-        <w:rStyle w:val="PageNumber"/>
-      </w:rPr>
-    </w:sdtEndPr>
     <w:sdtContent>
       <w:p>
         <w:pPr>
@@ -704,7 +722,7 @@
 </file>
 
 <file path=word/header3.xml><?xml version="1.0" encoding="utf-8"?>
-<w:hdr xmlns:wpc="http://schemas.microsoft.com/office/word/2010/wordprocessingCanvas" xmlns:cx="http://schemas.microsoft.com/office/drawing/2014/chartex" xmlns:cx1="http://schemas.microsoft.com/office/drawing/2015/9/8/chartex" xmlns:cx2="http://schemas.microsoft.com/office/drawing/2015/10/21/chartex" xmlns:cx3="http://schemas.microsoft.com/office/drawing/2016/5/9/chartex" xmlns:cx4="http://schemas.microsoft.com/office/drawing/2016/5/10/chartex" xmlns:cx5="http://schemas.microsoft.com/office/drawing/2016/5/11/chartex" xmlns:cx6="http://schemas.microsoft.com/office/drawing/2016/5/12/chartex" xmlns:cx7="http://schemas.microsoft.com/office/drawing/2016/5/13/chartex" xmlns:cx8="http://schemas.microsoft.com/office/drawing/2016/5/14/chartex" xmlns:mc="http://schemas.openxmlformats.org/markup-compatibility/2006" xmlns:aink="http://schemas.microsoft.com/office/drawing/2016/ink" xmlns:am3d="http://schemas.microsoft.com/office/drawing/2017/model3d" xmlns:o="urn:schemas-microsoft-com:office:office" xmlns:r="http://schemas.openxmlformats.org/officeDocument/2006/relationships" xmlns:m="http://schemas.openxmlformats.org/officeDocument/2006/math" xmlns:v="urn:schemas-microsoft-com:vml" xmlns:wp14="http://schemas.microsoft.com/office/word/2010/wordprocessingDrawing" xmlns:wp="http://schemas.openxmlformats.org/drawingml/2006/wordprocessingDrawing" xmlns:w10="urn:schemas-microsoft-com:office:word" xmlns:w="http://schemas.openxmlformats.org/wordprocessingml/2006/main" xmlns:w14="http://schemas.microsoft.com/office/word/2010/wordml" xmlns:w15="http://schemas.microsoft.com/office/word/2012/wordml" xmlns:w16cid="http://schemas.microsoft.com/office/word/2016/wordml/cid" xmlns:w16se="http://schemas.microsoft.com/office/word/2015/wordml/symex" xmlns:wpg="http://schemas.microsoft.com/office/word/2010/wordprocessingGroup" xmlns:wpi="http://schemas.microsoft.com/office/word/2010/wordprocessingInk" xmlns:wne="http://schemas.microsoft.com/office/word/2006/wordml" xmlns:wps="http://schemas.microsoft.com/office/word/2010/wordprocessingShape" mc:Ignorable="w14 w15 w16se w16cid wp14">
+<w:hdr xmlns:wpc="http://schemas.microsoft.com/office/word/2010/wordprocessingCanvas" xmlns:cx="http://schemas.microsoft.com/office/drawing/2014/chartex" xmlns:cx1="http://schemas.microsoft.com/office/drawing/2015/9/8/chartex" xmlns:cx2="http://schemas.microsoft.com/office/drawing/2015/10/21/chartex" xmlns:cx3="http://schemas.microsoft.com/office/drawing/2016/5/9/chartex" xmlns:cx4="http://schemas.microsoft.com/office/drawing/2016/5/10/chartex" xmlns:cx5="http://schemas.microsoft.com/office/drawing/2016/5/11/chartex" xmlns:cx6="http://schemas.microsoft.com/office/drawing/2016/5/12/chartex" xmlns:cx7="http://schemas.microsoft.com/office/drawing/2016/5/13/chartex" xmlns:cx8="http://schemas.microsoft.com/office/drawing/2016/5/14/chartex" xmlns:mc="http://schemas.openxmlformats.org/markup-compatibility/2006" xmlns:aink="http://schemas.microsoft.com/office/drawing/2016/ink" xmlns:am3d="http://schemas.microsoft.com/office/drawing/2017/model3d" xmlns:o="urn:schemas-microsoft-com:office:office" xmlns:oel="http://schemas.microsoft.com/office/2019/extlst" xmlns:r="http://schemas.openxmlformats.org/officeDocument/2006/relationships" xmlns:m="http://schemas.openxmlformats.org/officeDocument/2006/math" xmlns:v="urn:schemas-microsoft-com:vml" xmlns:wp14="http://schemas.microsoft.com/office/word/2010/wordprocessingDrawing" xmlns:wp="http://schemas.openxmlformats.org/drawingml/2006/wordprocessingDrawing" xmlns:w10="urn:schemas-microsoft-com:office:word" xmlns:w="http://schemas.openxmlformats.org/wordprocessingml/2006/main" xmlns:w14="http://schemas.microsoft.com/office/word/2010/wordml" xmlns:w15="http://schemas.microsoft.com/office/word/2012/wordml" xmlns:w16cex="http://schemas.microsoft.com/office/word/2018/wordml/cex" xmlns:w16cid="http://schemas.microsoft.com/office/word/2016/wordml/cid" xmlns:w16="http://schemas.microsoft.com/office/word/2018/wordml" xmlns:w16du="http://schemas.microsoft.com/office/word/2023/wordml/word16du" xmlns:w16sdtdh="http://schemas.microsoft.com/office/word/2020/wordml/sdtdatahash" xmlns:w16sdtfl="http://schemas.microsoft.com/office/word/2024/wordml/sdtformatlock" xmlns:w16se="http://schemas.microsoft.com/office/word/2015/wordml/symex" xmlns:wpg="http://schemas.microsoft.com/office/word/2010/wordprocessingGroup" xmlns:wpi="http://schemas.microsoft.com/office/word/2010/wordprocessingInk" xmlns:wne="http://schemas.microsoft.com/office/word/2006/wordml" xmlns:wps="http://schemas.microsoft.com/office/word/2010/wordprocessingShape" mc:Ignorable="w14 w15 w16se w16cid w16 w16cex w16sdtdh w16sdtfl w16du wp14">
   <w:p>
     <w:pPr>
       <w:pStyle w:val="Header"/>
@@ -714,7 +732,7 @@
 </file>
 
 <file path=word/numbering.xml><?xml version="1.0" encoding="utf-8"?>
-<w:numbering xmlns:wpc="http://schemas.microsoft.com/office/word/2010/wordprocessingCanvas" xmlns:cx="http://schemas.microsoft.com/office/drawing/2014/chartex" xmlns:cx1="http://schemas.microsoft.com/office/drawing/2015/9/8/chartex" xmlns:cx2="http://schemas.microsoft.com/office/drawing/2015/10/21/chartex" xmlns:cx3="http://schemas.microsoft.com/office/drawing/2016/5/9/chartex" xmlns:cx4="http://schemas.microsoft.com/office/drawing/2016/5/10/chartex" xmlns:cx5="http://schemas.microsoft.com/office/drawing/2016/5/11/chartex" xmlns:cx6="http://schemas.microsoft.com/office/drawing/2016/5/12/chartex" xmlns:cx7="http://schemas.microsoft.com/office/drawing/2016/5/13/chartex" xmlns:cx8="http://schemas.microsoft.com/office/drawing/2016/5/14/chartex" xmlns:mc="http://schemas.openxmlformats.org/markup-compatibility/2006" xmlns:aink="http://schemas.microsoft.com/office/drawing/2016/ink" xmlns:am3d="http://schemas.microsoft.com/office/drawing/2017/model3d" xmlns:o="urn:schemas-microsoft-com:office:office" xmlns:r="http://schemas.openxmlformats.org/officeDocument/2006/relationships" xmlns:m="http://schemas.openxmlformats.org/officeDocument/2006/math" xmlns:v="urn:schemas-microsoft-com:vml" xmlns:wp14="http://schemas.microsoft.com/office/word/2010/wordprocessingDrawing" xmlns:wp="http://schemas.openxmlformats.org/drawingml/2006/wordprocessingDrawing" xmlns:w10="urn:schemas-microsoft-com:office:word" xmlns:w="http://schemas.openxmlformats.org/wordprocessingml/2006/main" xmlns:w14="http://schemas.microsoft.com/office/word/2010/wordml" xmlns:w15="http://schemas.microsoft.com/office/word/2012/wordml" xmlns:w16cid="http://schemas.microsoft.com/office/word/2016/wordml/cid" xmlns:w16se="http://schemas.microsoft.com/office/word/2015/wordml/symex" xmlns:wpg="http://schemas.microsoft.com/office/word/2010/wordprocessingGroup" xmlns:wpi="http://schemas.microsoft.com/office/word/2010/wordprocessingInk" xmlns:wne="http://schemas.microsoft.com/office/word/2006/wordml" xmlns:wps="http://schemas.microsoft.com/office/word/2010/wordprocessingShape" mc:Ignorable="w14 w15 w16se w16cid wp14">
+<w:numbering xmlns:wpc="http://schemas.microsoft.com/office/word/2010/wordprocessingCanvas" xmlns:cx="http://schemas.microsoft.com/office/drawing/2014/chartex" xmlns:cx1="http://schemas.microsoft.com/office/drawing/2015/9/8/chartex" xmlns:cx2="http://schemas.microsoft.com/office/drawing/2015/10/21/chartex" xmlns:cx3="http://schemas.microsoft.com/office/drawing/2016/5/9/chartex" xmlns:cx4="http://schemas.microsoft.com/office/drawing/2016/5/10/chartex" xmlns:cx5="http://schemas.microsoft.com/office/drawing/2016/5/11/chartex" xmlns:cx6="http://schemas.microsoft.com/office/drawing/2016/5/12/chartex" xmlns:cx7="http://schemas.microsoft.com/office/drawing/2016/5/13/chartex" xmlns:cx8="http://schemas.microsoft.com/office/drawing/2016/5/14/chartex" xmlns:mc="http://schemas.openxmlformats.org/markup-compatibility/2006" xmlns:aink="http://schemas.microsoft.com/office/drawing/2016/ink" xmlns:am3d="http://schemas.microsoft.com/office/drawing/2017/model3d" xmlns:o="urn:schemas-microsoft-com:office:office" xmlns:oel="http://schemas.microsoft.com/office/2019/extlst" xmlns:r="http://schemas.openxmlformats.org/officeDocument/2006/relationships" xmlns:m="http://schemas.openxmlformats.org/officeDocument/2006/math" xmlns:v="urn:schemas-microsoft-com:vml" xmlns:wp14="http://schemas.microsoft.com/office/word/2010/wordprocessingDrawing" xmlns:wp="http://schemas.openxmlformats.org/drawingml/2006/wordprocessingDrawing" xmlns:w10="urn:schemas-microsoft-com:office:word" xmlns:w="http://schemas.openxmlformats.org/wordprocessingml/2006/main" xmlns:w14="http://schemas.microsoft.com/office/word/2010/wordml" xmlns:w15="http://schemas.microsoft.com/office/word/2012/wordml" xmlns:w16cex="http://schemas.microsoft.com/office/word/2018/wordml/cex" xmlns:w16cid="http://schemas.microsoft.com/office/word/2016/wordml/cid" xmlns:w16="http://schemas.microsoft.com/office/word/2018/wordml" xmlns:w16du="http://schemas.microsoft.com/office/word/2023/wordml/word16du" xmlns:w16sdtdh="http://schemas.microsoft.com/office/word/2020/wordml/sdtdatahash" xmlns:w16sdtfl="http://schemas.microsoft.com/office/word/2024/wordml/sdtformatlock" xmlns:w16se="http://schemas.microsoft.com/office/word/2015/wordml/symex" xmlns:wpg="http://schemas.microsoft.com/office/word/2010/wordprocessingGroup" xmlns:wpi="http://schemas.microsoft.com/office/word/2010/wordprocessingInk" xmlns:wne="http://schemas.microsoft.com/office/word/2006/wordml" xmlns:wps="http://schemas.microsoft.com/office/word/2010/wordprocessingShape" mc:Ignorable="w14 w15 w16se w16cid w16 w16cex w16sdtdh w16sdtfl w16du wp14">
   <w:abstractNum w:abstractNumId="0" w15:restartNumberingAfterBreak="0">
     <w:nsid w:val="FFFFFF7C"/>
     <w:multiLevelType w:val="singleLevel"/>
@@ -1004,44 +1022,44 @@
       </w:pPr>
     </w:lvl>
   </w:abstractNum>
-  <w:num w:numId="1">
+  <w:num w:numId="1" w16cid:durableId="1146430083">
     <w:abstractNumId w:val="10"/>
   </w:num>
-  <w:num w:numId="2">
+  <w:num w:numId="2" w16cid:durableId="1149051837">
     <w:abstractNumId w:val="0"/>
   </w:num>
-  <w:num w:numId="3">
+  <w:num w:numId="3" w16cid:durableId="2109546360">
     <w:abstractNumId w:val="1"/>
   </w:num>
-  <w:num w:numId="4">
+  <w:num w:numId="4" w16cid:durableId="1906010">
     <w:abstractNumId w:val="2"/>
   </w:num>
-  <w:num w:numId="5">
+  <w:num w:numId="5" w16cid:durableId="961811276">
     <w:abstractNumId w:val="3"/>
   </w:num>
-  <w:num w:numId="6">
+  <w:num w:numId="6" w16cid:durableId="1913656643">
     <w:abstractNumId w:val="8"/>
   </w:num>
-  <w:num w:numId="7">
+  <w:num w:numId="7" w16cid:durableId="1299602371">
     <w:abstractNumId w:val="4"/>
   </w:num>
-  <w:num w:numId="8">
+  <w:num w:numId="8" w16cid:durableId="692652975">
     <w:abstractNumId w:val="5"/>
   </w:num>
-  <w:num w:numId="9">
+  <w:num w:numId="9" w16cid:durableId="1923102428">
     <w:abstractNumId w:val="6"/>
   </w:num>
-  <w:num w:numId="10">
+  <w:num w:numId="10" w16cid:durableId="1423797508">
     <w:abstractNumId w:val="7"/>
   </w:num>
-  <w:num w:numId="11">
+  <w:num w:numId="11" w16cid:durableId="823935631">
     <w:abstractNumId w:val="9"/>
   </w:num>
 </w:numbering>
 </file>
 
 <file path=word/styles.xml><?xml version="1.0" encoding="utf-8"?>
-<w:styles xmlns:mc="http://schemas.openxmlformats.org/markup-compatibility/2006" xmlns:r="http://schemas.openxmlformats.org/officeDocument/2006/relationships" xmlns:w="http://schemas.openxmlformats.org/wordprocessingml/2006/main" xmlns:w14="http://schemas.microsoft.com/office/word/2010/wordml" xmlns:w15="http://schemas.microsoft.com/office/word/2012/wordml" xmlns:w16cid="http://schemas.microsoft.com/office/word/2016/wordml/cid" xmlns:w16se="http://schemas.microsoft.com/office/word/2015/wordml/symex" mc:Ignorable="w14 w15 w16se w16cid">
+<w:styles xmlns:mc="http://schemas.openxmlformats.org/markup-compatibility/2006" xmlns:r="http://schemas.openxmlformats.org/officeDocument/2006/relationships" xmlns:w="http://schemas.openxmlformats.org/wordprocessingml/2006/main" xmlns:w14="http://schemas.microsoft.com/office/word/2010/wordml" xmlns:w15="http://schemas.microsoft.com/office/word/2012/wordml" xmlns:w16cex="http://schemas.microsoft.com/office/word/2018/wordml/cex" xmlns:w16cid="http://schemas.microsoft.com/office/word/2016/wordml/cid" xmlns:w16="http://schemas.microsoft.com/office/word/2018/wordml" xmlns:w16du="http://schemas.microsoft.com/office/word/2023/wordml/word16du" xmlns:w16sdtdh="http://schemas.microsoft.com/office/word/2020/wordml/sdtdatahash" xmlns:w16sdtfl="http://schemas.microsoft.com/office/word/2024/wordml/sdtformatlock" xmlns:w16se="http://schemas.microsoft.com/office/word/2015/wordml/symex" mc:Ignorable="w14 w15 w16se w16cid w16 w16cex w16sdtdh w16sdtfl w16du">
   <w:docDefaults>
     <w:rPrDefault>
       <w:rPr>
@@ -1895,6 +1913,17 @@
     <w:unhideWhenUsed/>
     <w:rsid w:val="00626A32"/>
   </w:style>
+  <w:style w:type="paragraph" w:customStyle="1" w:styleId="HangingTerm">
+    <w:name w:val="HangingTerm"/>
+    <w:basedOn w:val="BodyText"/>
+    <w:rsid w:val="006B124B"/>
+    <w:pPr>
+      <w:tabs>
+        <w:tab w:val="left" w:pos="1440"/>
+      </w:tabs>
+      <w:ind w:left="1008" w:hanging="720"/>
+    </w:pPr>
+  </w:style>
 </w:styles>
 </file>
 
